--- a/Documentación/casos-de-uso/01__CU_Registro_Paciente_PLANTILLA.docx
+++ b/Documentación/casos-de-uso/01__CU_Registro_Paciente_PLANTILLA.docx
@@ -1298,20 +1298,28 @@
     </w:p>
     <w:p>
       <w:pPr>
-        <w:spacing w:after="60"/>
-        <w:ind w:left="360"/>
-      </w:pPr>
-      <w:r>
-        <w:t>FB1. El usuario externo llega a la ventanilla de recepción.</w:t>
-      </w:r>
-    </w:p>
-    <w:p>
-      <w:pPr>
-        <w:spacing w:after="60"/>
-        <w:ind w:left="360"/>
-      </w:pPr>
-      <w:r>
-        <w:t>FB2. El personal consulta al usuario externo si trae un código QR de cita agendada en línea.</w:t>
+        <w:pStyle w:val="Prrafodelista"/>
+        <w:numPr>
+          <w:ilvl w:val="0"/>
+          <w:numId w:val="7"/>
+        </w:numPr>
+        <w:spacing w:after="60"/>
+      </w:pPr>
+      <w:r>
+        <w:t>El usuario externo llega a la ventanilla de recepción.</w:t>
+      </w:r>
+    </w:p>
+    <w:p>
+      <w:pPr>
+        <w:pStyle w:val="Prrafodelista"/>
+        <w:numPr>
+          <w:ilvl w:val="0"/>
+          <w:numId w:val="7"/>
+        </w:numPr>
+        <w:spacing w:after="60"/>
+      </w:pPr>
+      <w:r>
+        <w:t>El personal consulta al usuario externo si trae un código QR de cita agendada en línea.</w:t>
       </w:r>
       <w:r>
         <w:rPr>
@@ -1324,37 +1332,36 @@
     </w:p>
     <w:p>
       <w:pPr>
-        <w:spacing w:after="60"/>
-        <w:ind w:left="360"/>
-      </w:pPr>
-      <w:r>
-        <w:t>FB3. El usuario externo indica que NO trae código QR.</w:t>
-      </w:r>
-    </w:p>
-    <w:p>
-      <w:pPr>
-        <w:spacing w:after="60"/>
-        <w:ind w:left="360"/>
-      </w:pPr>
-      <w:r>
-        <w:t>FB4. El personal ofrece fechas disponibles.</w:t>
-      </w:r>
-      <w:r>
+        <w:pStyle w:val="Prrafodelista"/>
+        <w:numPr>
+          <w:ilvl w:val="0"/>
+          <w:numId w:val="7"/>
+        </w:numPr>
+        <w:spacing w:after="60"/>
+      </w:pPr>
+      <w:r>
+        <w:t>El usuario externo indica que NO trae código QR.</w:t>
+      </w:r>
+    </w:p>
+    <w:p>
+      <w:pPr>
+        <w:pStyle w:val="Prrafodelista"/>
+        <w:numPr>
+          <w:ilvl w:val="0"/>
+          <w:numId w:val="7"/>
+        </w:numPr>
+        <w:spacing w:after="60"/>
         <w:rPr>
           <w:b/>
           <w:bCs/>
           <w:color w:val="185FA5"/>
         </w:rPr>
-        <w:t xml:space="preserve">  [FA02] [FA04]</w:t>
-      </w:r>
-    </w:p>
-    <w:p>
-      <w:pPr>
-        <w:spacing w:after="60"/>
-        <w:ind w:left="360"/>
-      </w:pPr>
-      <w:r>
-        <w:t>FB5. El personal busca al usuario externo en el sistema por DPI o NIT. Si no existe, ingresa sus datos: DPI, NIT, nombre completo y fecha de nacimiento.</w:t>
+      </w:pPr>
+      <w:r>
+        <w:t>El personal ofrece fechas disponibles.</w:t>
+      </w:r>
+      <w:r>
+        <w:t xml:space="preserve">  </w:t>
       </w:r>
       <w:r>
         <w:rPr>
@@ -1362,16 +1369,39 @@
           <w:bCs/>
           <w:color w:val="185FA5"/>
         </w:rPr>
-        <w:t xml:space="preserve">  [RN26] [RN02] [RN05]</w:t>
-      </w:r>
-    </w:p>
-    <w:p>
-      <w:pPr>
-        <w:spacing w:after="60"/>
-        <w:ind w:left="360"/>
-      </w:pPr>
-      <w:r>
-        <w:t>FB6. El personal informa el costo de la consulta.</w:t>
+        <w:t>[FA02] [FA04]</w:t>
+      </w:r>
+    </w:p>
+    <w:p>
+      <w:pPr>
+        <w:pStyle w:val="Prrafodelista"/>
+        <w:numPr>
+          <w:ilvl w:val="0"/>
+          <w:numId w:val="7"/>
+        </w:numPr>
+        <w:spacing w:after="60"/>
+      </w:pPr>
+      <w:r>
+        <w:t xml:space="preserve">El personal busca al usuario externo en el sistema por DPI o NIT. Si no </w:t>
+      </w:r>
+      <w:proofErr w:type="spellStart"/>
+      <w:proofErr w:type="gramStart"/>
+      <w:r>
+        <w:t>existe,</w:t>
+      </w:r>
+      <w:r>
+        <w:t>Se</w:t>
+      </w:r>
+      <w:proofErr w:type="spellEnd"/>
+      <w:proofErr w:type="gramEnd"/>
+      <w:r>
+        <w:t xml:space="preserve"> registra el usuario</w:t>
+      </w:r>
+      <w:r>
+        <w:t>.</w:t>
+      </w:r>
+      <w:r>
+        <w:t xml:space="preserve"> </w:t>
       </w:r>
       <w:r>
         <w:rPr>
@@ -1379,16 +1409,36 @@
           <w:bCs/>
           <w:color w:val="185FA5"/>
         </w:rPr>
-        <w:t xml:space="preserve">  [FA03]</w:t>
-      </w:r>
-    </w:p>
-    <w:p>
-      <w:pPr>
-        <w:spacing w:after="60"/>
-        <w:ind w:left="360"/>
-      </w:pPr>
-      <w:r>
-        <w:t>FB7. El paciente realiza el pago.</w:t>
+        <w:t>[RN26] [RN02] [RN05]</w:t>
+      </w:r>
+    </w:p>
+    <w:p>
+      <w:pPr>
+        <w:pStyle w:val="Prrafodelista"/>
+        <w:numPr>
+          <w:ilvl w:val="0"/>
+          <w:numId w:val="7"/>
+        </w:numPr>
+        <w:spacing w:after="60"/>
+      </w:pPr>
+      <w:r>
+        <w:t>El sistema envía un correo indicando el usuario y contraseña temporal para poder iniciar sesión.</w:t>
+      </w:r>
+    </w:p>
+    <w:p>
+      <w:pPr>
+        <w:pStyle w:val="Prrafodelista"/>
+        <w:numPr>
+          <w:ilvl w:val="0"/>
+          <w:numId w:val="7"/>
+        </w:numPr>
+        <w:spacing w:after="60"/>
+      </w:pPr>
+      <w:r>
+        <w:t>El personal informa el costo de la consulta.</w:t>
+      </w:r>
+      <w:r>
+        <w:t xml:space="preserve">  </w:t>
       </w:r>
       <w:r>
         <w:rPr>
@@ -1396,43 +1446,91 @@
           <w:bCs/>
           <w:color w:val="185FA5"/>
         </w:rPr>
-        <w:t xml:space="preserve">  [RN25]</w:t>
-      </w:r>
-    </w:p>
-    <w:p>
-      <w:pPr>
-        <w:spacing w:after="60"/>
-        <w:ind w:left="360"/>
-      </w:pPr>
-      <w:r>
-        <w:t>FB8. El sistema registra o actualiza el expediente del paciente.</w:t>
-      </w:r>
-    </w:p>
-    <w:p>
-      <w:pPr>
-        <w:spacing w:after="60"/>
-        <w:ind w:left="360"/>
-      </w:pPr>
-      <w:r>
-        <w:t>FB9. El sistema genera la factura electrónica y actualiza el estado a "En espera de triaje".</w:t>
-      </w:r>
-    </w:p>
-    <w:p>
-      <w:pPr>
-        <w:spacing w:after="60"/>
-        <w:ind w:left="360"/>
-      </w:pPr>
-      <w:r>
-        <w:t>FB10. El personal indica al paciente que pase a la sala de espera de enfermería.</w:t>
-      </w:r>
-    </w:p>
-    <w:p>
-      <w:pPr>
-        <w:spacing w:after="60"/>
-        <w:ind w:left="360"/>
-      </w:pPr>
-      <w:r>
-        <w:t>FB11. Fin del caso de uso.</w:t>
+        <w:t>[FA03]</w:t>
+      </w:r>
+    </w:p>
+    <w:p>
+      <w:pPr>
+        <w:pStyle w:val="Prrafodelista"/>
+        <w:numPr>
+          <w:ilvl w:val="0"/>
+          <w:numId w:val="7"/>
+        </w:numPr>
+        <w:spacing w:after="60"/>
+      </w:pPr>
+      <w:r>
+        <w:t>El paciente realiza el pago.</w:t>
+      </w:r>
+      <w:r>
+        <w:t xml:space="preserve">  </w:t>
+      </w:r>
+      <w:r>
+        <w:rPr>
+          <w:b/>
+          <w:bCs/>
+          <w:color w:val="185FA5"/>
+        </w:rPr>
+        <w:t>[RN25]</w:t>
+      </w:r>
+    </w:p>
+    <w:p>
+      <w:pPr>
+        <w:pStyle w:val="Prrafodelista"/>
+        <w:numPr>
+          <w:ilvl w:val="0"/>
+          <w:numId w:val="7"/>
+        </w:numPr>
+        <w:spacing w:after="60"/>
+      </w:pPr>
+      <w:r>
+        <w:t>El sistema registra o actualiza el expediente del paciente.</w:t>
+      </w:r>
+    </w:p>
+    <w:p>
+      <w:pPr>
+        <w:pStyle w:val="Prrafodelista"/>
+        <w:numPr>
+          <w:ilvl w:val="0"/>
+          <w:numId w:val="7"/>
+        </w:numPr>
+        <w:spacing w:after="60"/>
+      </w:pPr>
+      <w:r>
+        <w:t xml:space="preserve">El sistema genera la factura electrónica y actualiza el estado a "En espera de </w:t>
+      </w:r>
+      <w:proofErr w:type="spellStart"/>
+      <w:r>
+        <w:t>triaje</w:t>
+      </w:r>
+      <w:proofErr w:type="spellEnd"/>
+      <w:r>
+        <w:t>".</w:t>
+      </w:r>
+    </w:p>
+    <w:p>
+      <w:pPr>
+        <w:pStyle w:val="Prrafodelista"/>
+        <w:numPr>
+          <w:ilvl w:val="0"/>
+          <w:numId w:val="7"/>
+        </w:numPr>
+        <w:spacing w:after="60"/>
+      </w:pPr>
+      <w:r>
+        <w:t>El personal indica al paciente que pase a la sala de espera de enfermería.</w:t>
+      </w:r>
+    </w:p>
+    <w:p>
+      <w:pPr>
+        <w:pStyle w:val="Prrafodelista"/>
+        <w:numPr>
+          <w:ilvl w:val="0"/>
+          <w:numId w:val="7"/>
+        </w:numPr>
+        <w:spacing w:after="60"/>
+      </w:pPr>
+      <w:r>
+        <w:t>Fin del caso de uso.</w:t>
       </w:r>
     </w:p>
     <w:p>
@@ -1523,7 +1621,15 @@
         <w:ind w:left="360"/>
       </w:pPr>
       <w:r>
-        <w:t>4. El sistema actualiza el estado a "En espera de triaje".</w:t>
+        <w:t xml:space="preserve">4. El sistema actualiza el estado a "En espera de </w:t>
+      </w:r>
+      <w:proofErr w:type="spellStart"/>
+      <w:r>
+        <w:t>triaje</w:t>
+      </w:r>
+      <w:proofErr w:type="spellEnd"/>
+      <w:r>
+        <w:t>".</w:t>
       </w:r>
     </w:p>
     <w:p>
@@ -1532,7 +1638,13 @@
         <w:ind w:left="360"/>
       </w:pPr>
       <w:r>
-        <w:t>5. Se continúa en el paso FB10 del flujo normal.</w:t>
+        <w:t>5. Se continúa en el paso 1</w:t>
+      </w:r>
+      <w:r>
+        <w:t>1</w:t>
+      </w:r>
+      <w:r>
+        <w:t xml:space="preserve"> del flujo normal.</w:t>
       </w:r>
     </w:p>
     <w:p>
@@ -1558,6 +1670,7 @@
         <w:ind w:left="360"/>
       </w:pPr>
       <w:r>
+        <w:lastRenderedPageBreak/>
         <w:t>1. El personal informa al usuario externo que no se cuenta con citas para el mismo día y le ofrece fechas alternativas.</w:t>
       </w:r>
     </w:p>
@@ -1567,7 +1680,6 @@
         <w:ind w:left="360"/>
       </w:pPr>
       <w:r>
-        <w:lastRenderedPageBreak/>
         <w:t>2. El usuario externo confirma fecha para su cita.</w:t>
       </w:r>
     </w:p>
@@ -1839,7 +1951,15 @@
         <w:spacing w:after="60"/>
       </w:pPr>
       <w:r>
-        <w:t>El estado del paciente se actualiza a "En espera de triaje" una vez completado el pago.</w:t>
+        <w:t xml:space="preserve">El estado del paciente se actualiza a "En espera de </w:t>
+      </w:r>
+      <w:proofErr w:type="spellStart"/>
+      <w:r>
+        <w:t>triaje</w:t>
+      </w:r>
+      <w:proofErr w:type="spellEnd"/>
+      <w:r>
+        <w:t>" una vez completado el pago.</w:t>
       </w:r>
     </w:p>
     <w:p>
@@ -1947,6 +2067,7 @@
         <w:ind w:left="360"/>
       </w:pPr>
       <w:r>
+        <w:lastRenderedPageBreak/>
         <w:t>En este punto se debe incluir la firma de aquellas personas que deban aprobar la presente especificación.</w:t>
       </w:r>
     </w:p>
@@ -2000,7 +2121,6 @@
                 <w:sz w:val="20"/>
                 <w:szCs w:val="20"/>
               </w:rPr>
-              <w:lastRenderedPageBreak/>
               <w:t>Persona</w:t>
             </w:r>
           </w:p>
@@ -2557,6 +2677,98 @@
       <w:lvlJc w:val="left"/>
       <w:pPr>
         <w:ind w:left="4320" w:hanging="1440"/>
+      </w:pPr>
+    </w:lvl>
+  </w:abstractNum>
+  <w:abstractNum w:abstractNumId="5" w15:restartNumberingAfterBreak="0">
+    <w:nsid w:val="6CD27C17"/>
+    <w:multiLevelType w:val="hybridMultilevel"/>
+    <w:tmpl w:val="3D7ABC44"/>
+    <w:lvl w:ilvl="0" w:tplc="0B200DD0">
+      <w:start w:val="1"/>
+      <w:numFmt w:val="decimal"/>
+      <w:lvlText w:val="%1."/>
+      <w:lvlJc w:val="left"/>
+      <w:pPr>
+        <w:ind w:left="720" w:hanging="360"/>
+      </w:pPr>
+      <w:rPr>
+        <w:rFonts w:hint="default"/>
+        <w:b w:val="0"/>
+        <w:bCs w:val="0"/>
+        <w:color w:val="auto"/>
+      </w:rPr>
+    </w:lvl>
+    <w:lvl w:ilvl="1" w:tplc="100A0019" w:tentative="1">
+      <w:start w:val="1"/>
+      <w:numFmt w:val="lowerLetter"/>
+      <w:lvlText w:val="%2."/>
+      <w:lvlJc w:val="left"/>
+      <w:pPr>
+        <w:ind w:left="1440" w:hanging="360"/>
+      </w:pPr>
+    </w:lvl>
+    <w:lvl w:ilvl="2" w:tplc="100A001B" w:tentative="1">
+      <w:start w:val="1"/>
+      <w:numFmt w:val="lowerRoman"/>
+      <w:lvlText w:val="%3."/>
+      <w:lvlJc w:val="right"/>
+      <w:pPr>
+        <w:ind w:left="2160" w:hanging="180"/>
+      </w:pPr>
+    </w:lvl>
+    <w:lvl w:ilvl="3" w:tplc="100A000F" w:tentative="1">
+      <w:start w:val="1"/>
+      <w:numFmt w:val="decimal"/>
+      <w:lvlText w:val="%4."/>
+      <w:lvlJc w:val="left"/>
+      <w:pPr>
+        <w:ind w:left="2880" w:hanging="360"/>
+      </w:pPr>
+    </w:lvl>
+    <w:lvl w:ilvl="4" w:tplc="100A0019" w:tentative="1">
+      <w:start w:val="1"/>
+      <w:numFmt w:val="lowerLetter"/>
+      <w:lvlText w:val="%5."/>
+      <w:lvlJc w:val="left"/>
+      <w:pPr>
+        <w:ind w:left="3600" w:hanging="360"/>
+      </w:pPr>
+    </w:lvl>
+    <w:lvl w:ilvl="5" w:tplc="100A001B" w:tentative="1">
+      <w:start w:val="1"/>
+      <w:numFmt w:val="lowerRoman"/>
+      <w:lvlText w:val="%6."/>
+      <w:lvlJc w:val="right"/>
+      <w:pPr>
+        <w:ind w:left="4320" w:hanging="180"/>
+      </w:pPr>
+    </w:lvl>
+    <w:lvl w:ilvl="6" w:tplc="100A000F" w:tentative="1">
+      <w:start w:val="1"/>
+      <w:numFmt w:val="decimal"/>
+      <w:lvlText w:val="%7."/>
+      <w:lvlJc w:val="left"/>
+      <w:pPr>
+        <w:ind w:left="5040" w:hanging="360"/>
+      </w:pPr>
+    </w:lvl>
+    <w:lvl w:ilvl="7" w:tplc="100A0019" w:tentative="1">
+      <w:start w:val="1"/>
+      <w:numFmt w:val="lowerLetter"/>
+      <w:lvlText w:val="%8."/>
+      <w:lvlJc w:val="left"/>
+      <w:pPr>
+        <w:ind w:left="5760" w:hanging="360"/>
+      </w:pPr>
+    </w:lvl>
+    <w:lvl w:ilvl="8" w:tplc="100A001B" w:tentative="1">
+      <w:start w:val="1"/>
+      <w:numFmt w:val="lowerRoman"/>
+      <w:lvlText w:val="%9."/>
+      <w:lvlJc w:val="right"/>
+      <w:pPr>
+        <w:ind w:left="6480" w:hanging="180"/>
       </w:pPr>
     </w:lvl>
   </w:abstractNum>
@@ -2583,6 +2795,9 @@
   </w:num>
   <w:num w:numId="6" w16cid:durableId="1740253719">
     <w:abstractNumId w:val="1"/>
+  </w:num>
+  <w:num w:numId="7" w16cid:durableId="1455101772">
+    <w:abstractNumId w:val="5"/>
   </w:num>
 </w:numbering>
 </file>
